--- a/monographs/M02_arxiv_preprint/RMT_LLM_Arxiv_Preprint.docx
+++ b/monographs/M02_arxiv_preprint/RMT_LLM_Arxiv_Preprint.docx
@@ -18671,7 +18671,7 @@
                 <w:color w:val="00FFA3"/>
                 <w:sz w:val="18"/>
               </w:rPr>
-              <w:t>AURORA EDITION · REPOSITORY SUPPLEMENT</w:t>
+              <w:t>EXPANDED EDITION · REPOSITORY SUPPLEMENT</w:t>
             </w:r>
           </w:p>
           <w:p>
@@ -21914,7 +21914,7 @@
                 <w:color w:val="1E293B"/>
                 <w:sz w:val="19"/>
               </w:rPr>
-              <w:t>Black Aurora branding plus the 600-dpi chart atlas (11 plates) reproduced in this edition</w:t>
+              <w:t>Dark-spectrum branding plus the 600-dpi chart atlas (11 plates) reproduced in this edition</w:t>
             </w:r>
           </w:p>
         </w:tc>
@@ -21951,7 +21951,7 @@
                 <w:color w:val="1E293B"/>
                 <w:sz w:val="19"/>
               </w:rPr>
-              <w:t>this collection — M01–M06, each in English and Russian Word editions with Aurora covers</w:t>
+              <w:t>this collection — M01–M06, each in English and Russian Word editions with dark covers</w:t>
             </w:r>
           </w:p>
         </w:tc>
